--- a/test-data/vml_shapes.docx
+++ b/test-data/vml_shapes.docx
@@ -90,6 +90,24 @@
           <v:line from="0,0" to="100,0" strokecolor="#1f4e79" strokeweight="2pt">
             <v:stroke endarrow="block" endarrowwidth="medium" endarrowlength="medium"/>
           </v:line>
+        </w:pict>
+      </w:r>
+    </w:p>
+    <w:p>
+      <w:r>
+        <w:pict>
+          <v:rect style="position:absolute;left:0;width:120pt;height:60pt" stroked="f">
+            <v:fill type="gradient" color="#ff0000" color2="#0000ff" angle="0" focus="50%"/>
+          </v:rect>
+        </w:pict>
+      </w:r>
+    </w:p>
+    <w:p>
+      <w:r>
+        <w:pict>
+          <v:rect style="position:absolute;left:0;width:80pt;height:80pt" stroked="f">
+            <v:fill type="gradientRadial" color="#c0392b" color2="#2f6db5" focusposition="0.5,0.5" focussize="50%,50%"/>
+          </v:rect>
         </w:pict>
       </w:r>
     </w:p>
